--- a/dokumentacio/Projektterv.docx
+++ b/dokumentacio/Projektterv.docx
@@ -161,7 +161,23 @@
         </w:numPr>
       </w:pPr>
       <w:r>
-        <w:t>A képek beszerzése és optimalizálása (pl. Norris, Verstappen, pit-stop képek).</w:t>
+        <w:t xml:space="preserve">A képek beszerzése és optimalizálása (pl. </w:t>
+      </w:r>
+      <w:proofErr w:type="spellStart"/>
+      <w:r>
+        <w:t>Norris</w:t>
+      </w:r>
+      <w:proofErr w:type="spellEnd"/>
+      <w:r>
+        <w:t xml:space="preserve">, </w:t>
+      </w:r>
+      <w:proofErr w:type="spellStart"/>
+      <w:r>
+        <w:t>Verstappen</w:t>
+      </w:r>
+      <w:proofErr w:type="spellEnd"/>
+      <w:r>
+        <w:t>, pit-stop képek).</w:t>
       </w:r>
     </w:p>
     <w:p>
@@ -194,7 +210,15 @@
         </w:numPr>
       </w:pPr>
       <w:r>
-        <w:t>A szöveges tartalmak megírása és a összeállítása.</w:t>
+        <w:t xml:space="preserve">A szöveges tartalmak megírása és </w:t>
+      </w:r>
+      <w:proofErr w:type="gramStart"/>
+      <w:r>
+        <w:t>a</w:t>
+      </w:r>
+      <w:proofErr w:type="gramEnd"/>
+      <w:r>
+        <w:t xml:space="preserve"> összeállítása.</w:t>
       </w:r>
     </w:p>
     <w:p>
@@ -205,7 +229,17 @@
         </w:numPr>
       </w:pPr>
       <w:r>
-        <w:t>Ő írta a pilóták.htlm-t, és a pilóták.css-t</w:t>
+        <w:t xml:space="preserve">Ő írta a </w:t>
+      </w:r>
+      <w:proofErr w:type="spellStart"/>
+      <w:proofErr w:type="gramStart"/>
+      <w:r>
+        <w:t>pilóták.htlm</w:t>
+      </w:r>
+      <w:proofErr w:type="spellEnd"/>
+      <w:proofErr w:type="gramEnd"/>
+      <w:r>
+        <w:t>-t, és a pilóták.css-t</w:t>
       </w:r>
     </w:p>
     <w:p>
@@ -271,7 +305,39 @@
           <w:b/>
           <w:bCs/>
         </w:rPr>
-        <w:t>Dani: Git repo létrehozása, a társak meghívása és a fő HTML szerkezet megírása.</w:t>
+        <w:t xml:space="preserve">Dani: </w:t>
+      </w:r>
+      <w:proofErr w:type="spellStart"/>
+      <w:r>
+        <w:rPr>
+          <w:b/>
+          <w:bCs/>
+        </w:rPr>
+        <w:t>Git</w:t>
+      </w:r>
+      <w:proofErr w:type="spellEnd"/>
+      <w:r>
+        <w:rPr>
+          <w:b/>
+          <w:bCs/>
+        </w:rPr>
+        <w:t xml:space="preserve"> </w:t>
+      </w:r>
+      <w:proofErr w:type="spellStart"/>
+      <w:r>
+        <w:rPr>
+          <w:b/>
+          <w:bCs/>
+        </w:rPr>
+        <w:t>repo</w:t>
+      </w:r>
+      <w:proofErr w:type="spellEnd"/>
+      <w:r>
+        <w:rPr>
+          <w:b/>
+          <w:bCs/>
+        </w:rPr>
+        <w:t xml:space="preserve"> létrehozása, a társak meghívása és a fő HTML szerkezet megírása.</w:t>
       </w:r>
     </w:p>
     <w:p>
@@ -330,7 +396,39 @@
           <w:b/>
           <w:bCs/>
         </w:rPr>
-        <w:t xml:space="preserve"> (aznap Edvin pluszban még otthon is dolgozott a html-el, és a css-el, és hibákat is javított)</w:t>
+        <w:t xml:space="preserve"> (aznap Edvin pluszban még otthon is dolgozott a </w:t>
+      </w:r>
+      <w:proofErr w:type="spellStart"/>
+      <w:r>
+        <w:rPr>
+          <w:b/>
+          <w:bCs/>
+        </w:rPr>
+        <w:t>html</w:t>
+      </w:r>
+      <w:proofErr w:type="spellEnd"/>
+      <w:r>
+        <w:rPr>
+          <w:b/>
+          <w:bCs/>
+        </w:rPr>
+        <w:t xml:space="preserve">-el, és a </w:t>
+      </w:r>
+      <w:proofErr w:type="spellStart"/>
+      <w:r>
+        <w:rPr>
+          <w:b/>
+          <w:bCs/>
+        </w:rPr>
+        <w:t>css</w:t>
+      </w:r>
+      <w:proofErr w:type="spellEnd"/>
+      <w:r>
+        <w:rPr>
+          <w:b/>
+          <w:bCs/>
+        </w:rPr>
+        <w:t>-el, és hibákat is javított)</w:t>
       </w:r>
     </w:p>
     <w:p>
@@ -367,8 +465,24 @@
           <w:b/>
           <w:bCs/>
         </w:rPr>
-        <w:t>Vasárnap: Finiselés és Ellenőrzés</w:t>
-      </w:r>
+        <w:t xml:space="preserve">Vasárnap: </w:t>
+      </w:r>
+      <w:r>
+        <w:rPr>
+          <w:b/>
+          <w:bCs/>
+        </w:rPr>
+        <w:t xml:space="preserve">Utolsó </w:t>
+      </w:r>
+      <w:proofErr w:type="spellStart"/>
+      <w:r>
+        <w:rPr>
+          <w:b/>
+          <w:bCs/>
+        </w:rPr>
+        <w:t>simitások</w:t>
+      </w:r>
+      <w:proofErr w:type="spellEnd"/>
     </w:p>
     <w:p>
       <w:pPr>
@@ -386,14 +500,14 @@
           <w:b/>
           <w:bCs/>
         </w:rPr>
-        <w:t xml:space="preserve">Bendi: </w:t>
-      </w:r>
-      <w:r>
-        <w:rPr>
-          <w:b/>
-          <w:bCs/>
-        </w:rPr>
-        <w:t>Statisztika szövegek kerése, rekordok, gyakori kérdések..</w:t>
+        <w:t xml:space="preserve">Edvin: </w:t>
+      </w:r>
+      <w:r>
+        <w:rPr>
+          <w:b/>
+          <w:bCs/>
+        </w:rPr>
+        <w:t>a csapatok.html végét írja</w:t>
       </w:r>
     </w:p>
     <w:p>
@@ -412,14 +526,46 @@
           <w:b/>
           <w:bCs/>
         </w:rPr>
-        <w:t xml:space="preserve">Edvin: </w:t>
-      </w:r>
-      <w:r>
-        <w:rPr>
-          <w:b/>
-          <w:bCs/>
-        </w:rPr>
-        <w:t>a csapatok.html végét írja</w:t>
+        <w:t xml:space="preserve">Dani: </w:t>
+      </w:r>
+      <w:r>
+        <w:rPr>
+          <w:b/>
+          <w:bCs/>
+        </w:rPr>
+        <w:t xml:space="preserve">a fő </w:t>
+      </w:r>
+      <w:proofErr w:type="spellStart"/>
+      <w:r>
+        <w:rPr>
+          <w:b/>
+          <w:bCs/>
+        </w:rPr>
+        <w:t>html</w:t>
+      </w:r>
+      <w:proofErr w:type="spellEnd"/>
+      <w:r>
+        <w:rPr>
+          <w:b/>
+          <w:bCs/>
+        </w:rPr>
+        <w:t xml:space="preserve"> formázása, </w:t>
+      </w:r>
+      <w:proofErr w:type="spellStart"/>
+      <w:r>
+        <w:rPr>
+          <w:b/>
+          <w:bCs/>
+        </w:rPr>
+        <w:t>reszponzivitása</w:t>
+      </w:r>
+      <w:proofErr w:type="spellEnd"/>
+      <w:r>
+        <w:rPr>
+          <w:b/>
+          <w:bCs/>
+        </w:rPr>
+        <w:t>, és bővítése</w:t>
       </w:r>
     </w:p>
     <w:p>
@@ -438,60 +584,33 @@
           <w:b/>
           <w:bCs/>
         </w:rPr>
-        <w:t xml:space="preserve">Dani: </w:t>
-      </w:r>
-      <w:r>
-        <w:rPr>
-          <w:b/>
-          <w:bCs/>
-        </w:rPr>
-        <w:t>a fő html formázása, reszponzivitása, és bővítése</w:t>
+        <w:t>Közös: Végső tesztelés</w:t>
+      </w:r>
+      <w:r>
+        <w:rPr>
+          <w:b/>
+          <w:bCs/>
+        </w:rPr>
+        <w:t>,</w:t>
+      </w:r>
+      <w:r>
+        <w:rPr>
+          <w:b/>
+          <w:bCs/>
+        </w:rPr>
+        <w:t xml:space="preserve"> és a projekt lezárása.</w:t>
       </w:r>
     </w:p>
     <w:p>
       <w:pPr>
-        <w:numPr>
-          <w:ilvl w:val="0"/>
-          <w:numId w:val="13"/>
-        </w:numPr>
-        <w:rPr>
-          <w:b/>
-          <w:bCs/>
-        </w:rPr>
-      </w:pPr>
-      <w:r>
-        <w:rPr>
-          <w:b/>
-          <w:bCs/>
-        </w:rPr>
-        <w:t>Közös: Végső tesztelés</w:t>
-      </w:r>
-      <w:r>
-        <w:rPr>
-          <w:b/>
-          <w:bCs/>
-        </w:rPr>
-        <w:t>,</w:t>
-      </w:r>
-      <w:r>
-        <w:rPr>
-          <w:b/>
-          <w:bCs/>
-        </w:rPr>
-        <w:t xml:space="preserve"> és a projekt lezárása.</w:t>
-      </w:r>
+        <w:rPr>
+          <w:b/>
+          <w:bCs/>
+        </w:rPr>
+      </w:pPr>
     </w:p>
     <w:p>
-      <w:pPr>
-        <w:rPr>
-          <w:b/>
-          <w:bCs/>
-        </w:rPr>
-      </w:pPr>
-    </w:p>
-    <w:p>
-      <w:r>
-        <w:lastRenderedPageBreak/>
+      <w:r>
         <w:pict w14:anchorId="7D8B91A4">
           <v:rect id="_x0000_i1026" style="width:0;height:1.5pt" o:hralign="center" o:hrstd="t" o:hr="t" fillcolor="#a0a0a0" stroked="f"/>
         </w:pict>
@@ -509,6 +628,7 @@
           <w:b/>
           <w:bCs/>
         </w:rPr>
+        <w:lastRenderedPageBreak/>
         <w:t>3. Technikai felépítés</w:t>
       </w:r>
     </w:p>
@@ -554,7 +674,15 @@
         <w:t>lrendezés,</w:t>
       </w:r>
       <w:r>
-        <w:t xml:space="preserve"> nav menü,</w:t>
+        <w:t xml:space="preserve"> </w:t>
+      </w:r>
+      <w:proofErr w:type="spellStart"/>
+      <w:r>
+        <w:t>nav</w:t>
+      </w:r>
+      <w:proofErr w:type="spellEnd"/>
+      <w:r>
+        <w:t xml:space="preserve"> menü,</w:t>
       </w:r>
       <w:r>
         <w:t xml:space="preserve"> </w:t>
@@ -591,13 +719,34 @@
         <w:t xml:space="preserve"> </w:t>
       </w:r>
       <w:r>
-        <w:t>Reszponzív Grid rendszer: A container, row</w:t>
-      </w:r>
-      <w:r>
-        <w:t>, col lg,</w:t>
-      </w:r>
-      <w:r>
-        <w:t xml:space="preserve"> és col osztályok használata az oldal szerkezetének kialakításához, hogy minden eszközön (mobil, tablet, desktop) jól mutasson.</w:t>
+        <w:t xml:space="preserve">Reszponzív </w:t>
+      </w:r>
+      <w:proofErr w:type="spellStart"/>
+      <w:r>
+        <w:t>Grid</w:t>
+      </w:r>
+      <w:proofErr w:type="spellEnd"/>
+      <w:r>
+        <w:t xml:space="preserve"> rendszer: A container, row</w:t>
+      </w:r>
+      <w:r>
+        <w:t xml:space="preserve">, col </w:t>
+      </w:r>
+      <w:proofErr w:type="gramStart"/>
+      <w:r>
+        <w:t>lg,</w:t>
+      </w:r>
+      <w:proofErr w:type="gramEnd"/>
+      <w:r>
+        <w:t xml:space="preserve"> és col osztályok használata az oldal szerkezetének kialakításához, hogy minden eszközön (mobil, tablet, </w:t>
+      </w:r>
+      <w:proofErr w:type="spellStart"/>
+      <w:r>
+        <w:t>desktop</w:t>
+      </w:r>
+      <w:proofErr w:type="spellEnd"/>
+      <w:r>
+        <w:t>) jól mutasson.</w:t>
       </w:r>
     </w:p>
     <w:p>
@@ -607,15 +756,32 @@
           <w:numId w:val="2"/>
         </w:numPr>
       </w:pPr>
-      <w:r>
-        <w:rPr>
-          <w:b/>
-          <w:bCs/>
-        </w:rPr>
-        <w:t>Git Stratégia:</w:t>
-      </w:r>
-      <w:r>
-        <w:t xml:space="preserve"> Folyamatos commitolás leíró üzenetekkel</w:t>
+      <w:proofErr w:type="spellStart"/>
+      <w:r>
+        <w:rPr>
+          <w:b/>
+          <w:bCs/>
+        </w:rPr>
+        <w:t>Git</w:t>
+      </w:r>
+      <w:proofErr w:type="spellEnd"/>
+      <w:r>
+        <w:rPr>
+          <w:b/>
+          <w:bCs/>
+        </w:rPr>
+        <w:t xml:space="preserve"> Stratégia:</w:t>
+      </w:r>
+      <w:r>
+        <w:t xml:space="preserve"> Folyamatos </w:t>
+      </w:r>
+      <w:proofErr w:type="spellStart"/>
+      <w:r>
+        <w:t>commitolás</w:t>
+      </w:r>
+      <w:proofErr w:type="spellEnd"/>
+      <w:r>
+        <w:t xml:space="preserve"> leíró üzenetekkel</w:t>
       </w:r>
       <w:r>
         <w:t>.</w:t>
